--- a/MAU BB TO TUNG/BB XDD - RA CAM - NHAN CHUNG/Bien ban mua- ban - giao - nhan  - su dung Ma tuy/BB XAC DINH DIA DIEM MUA MA TUY 05.10 146-128.docx
+++ b/MAU BB TO TUNG/BB XDD - RA CAM - NHAN CHUNG/Bien ban mua- ban - giao - nhan  - su dung Ma tuy/BB XAC DINH DIA DIEM MUA MA TUY 05.10 146-128.docx
@@ -602,22 +602,6 @@
       <w:r>
         <w:rPr>
           <w:rFonts w:eastAsia="Times New Roman"/>
-          <w:color w:val="EE0000"/>
-          <w:spacing w:val="-2"/>
-        </w:rPr>
-        <w:t>{doituong2_ho_va_ten} {doituong3_ho_va_ten} {doituong4_ho_va_ten} {doituong5_ho_va_ten} {doituong6_ho_va_ten} {doituong7_ho_va_ten} {doituong8_ho_va_ten} {doituong9_ho_va_ten} {doituong10_ho_va_ten}</w:t>
-      </w:r>
-      <w:r>
-        <w:rPr>
-          <w:rFonts w:eastAsia="Times New Roman"/>
-          <w:color w:val="000000"/>
-          <w:spacing w:val="-2"/>
-        </w:rPr>
-        <w:t xml:space="preserve"> </w:t>
-      </w:r>
-      <w:r>
-        <w:rPr>
-          <w:rFonts w:eastAsia="Times New Roman"/>
           <w:color w:val="385623" w:themeColor="accent6" w:themeShade="80"/>
           <w:spacing w:val="-2"/>
         </w:rPr>
@@ -1480,22 +1464,6 @@
       <w:r>
         <w:rPr>
           <w:rFonts w:eastAsia="Times New Roman"/>
-          <w:color w:val="EE0000"/>
-          <w:spacing w:val="-2"/>
-        </w:rPr>
-        <w:t>{doituong2_ho_va_ten} {doituong3_ho_va_ten} {doituong4_ho_va_ten} {doituong5_ho_va_ten} {doituong6_ho_va_ten} {doituong7_ho_va_ten} {doituong8_ho_va_ten} {doituong9_ho_va_ten} {doituong10_ho_va_ten}</w:t>
-      </w:r>
-      <w:r>
-        <w:rPr>
-          <w:rFonts w:eastAsia="Times New Roman"/>
-          <w:color w:val="000000"/>
-          <w:spacing w:val="-2"/>
-        </w:rPr>
-        <w:t xml:space="preserve"> </w:t>
-      </w:r>
-      <w:r>
-        <w:rPr>
-          <w:rFonts w:eastAsia="Times New Roman"/>
           <w:color w:val="385623" w:themeColor="accent6" w:themeShade="80"/>
           <w:spacing w:val="-2"/>
         </w:rPr>
@@ -1508,8 +1476,8 @@
         </w:rPr>
         <w:t xml:space="preserve">trong vụ: </w:t>
       </w:r>
-      <w:bookmarkStart w:id="5" w:name="_Hlk224204452"/>
-      <w:bookmarkStart w:id="6" w:name="_Hlk232368696"/>
+      <w:bookmarkStart w:id="5" w:name="_Hlk232368696"/>
+      <w:bookmarkStart w:id="6" w:name="_Hlk224204452"/>
       <w:r>
         <w:rPr>
           <w:noProof/>
@@ -1547,9 +1515,9 @@
         </w:rPr>
         <w:t>.</w:t>
       </w:r>
-      <w:bookmarkEnd w:id="6"/>
+      <w:bookmarkEnd w:id="5"/>
     </w:p>
-    <w:bookmarkEnd w:id="5"/>
+    <w:bookmarkEnd w:id="6"/>
     <w:p>
       <w:pPr>
         <w:tabs>
